--- a/docx_resources/Вечірня-Утреня/В,У - Мінея/11-Листопад/25-__-віддання_Введення.docx
+++ b/docx_resources/Вечірня-Утреня/В,У - Мінея/11-Листопад/25-__-віддання_Введення.docx
@@ -54,6 +54,7 @@
         <w:rPr>
           <w:rFonts w:ascii="Times New Roman" w:hAnsi="Times New Roman" w:cs="Times New Roman"/>
           <w:b/>
+          <w:sz w:val="24"/>
         </w:rPr>
         <w:t>ВЕЧІРНЯ</w:t>
       </w:r>
@@ -9375,6 +9376,7 @@
           <w:b/>
           <w:i/>
           <w:color w:val="FF0000"/>
+          <w:sz w:val="24"/>
         </w:rPr>
         <w:t>Вечірні молитви</w:t>
       </w:r>
@@ -19115,6 +19117,7 @@
           <w:b/>
           <w:i/>
           <w:color w:val="FF0000"/>
+          <w:sz w:val="24"/>
         </w:rPr>
         <w:lastRenderedPageBreak/>
         <w:t>Стихири</w:t>
@@ -21598,6 +21601,7 @@
           <w:b/>
           <w:i/>
           <w:color w:val="FF0000"/>
+          <w:sz w:val="24"/>
         </w:rPr>
         <w:t>Прокімен</w:t>
       </w:r>
@@ -22041,6 +22045,7 @@
           <w:b/>
           <w:i/>
           <w:color w:val="FF0000"/>
+          <w:sz w:val="24"/>
         </w:rPr>
         <w:t>Сподоби, Господи</w:t>
       </w:r>
@@ -23296,6 +23301,7 @@
           <w:b/>
           <w:i/>
           <w:color w:val="FF0000"/>
+          <w:sz w:val="24"/>
         </w:rPr>
         <w:t>Прохальна єктенія</w:t>
       </w:r>
@@ -26480,6 +26486,7 @@
           <w:b/>
           <w:i/>
           <w:color w:val="FF0000"/>
+          <w:sz w:val="24"/>
         </w:rPr>
         <w:t>Пісня Симеона</w:t>
       </w:r>
@@ -28976,6 +28983,7 @@
           <w:b/>
           <w:i/>
           <w:color w:val="FF0000"/>
+          <w:sz w:val="24"/>
         </w:rPr>
         <w:t>Тропарі</w:t>
       </w:r>
@@ -29063,6 +29071,7 @@
           <w:b/>
           <w:i/>
           <w:color w:val="FF0000"/>
+          <w:sz w:val="24"/>
         </w:rPr>
         <w:t>Єктенія усильного благання</w:t>
       </w:r>
@@ -31541,6 +31550,7 @@
           <w:b/>
           <w:i/>
           <w:color w:val="FF0000"/>
+          <w:sz w:val="24"/>
         </w:rPr>
         <w:t>Після Вечірні</w:t>
       </w:r>
@@ -31627,6 +31637,7 @@
       <w:r>
         <w:rPr>
           <w:rFonts w:ascii="Times New Roman" w:hAnsi="Times New Roman"/>
+          <w:sz w:val="24"/>
         </w:rPr>
         <w:br w:type="page"/>
       </w:r>
@@ -31645,6 +31656,7 @@
         <w:rPr>
           <w:rFonts w:ascii="Times New Roman" w:hAnsi="Times New Roman" w:cs="Times New Roman"/>
           <w:b/>
+          <w:sz w:val="24"/>
         </w:rPr>
         <w:lastRenderedPageBreak/>
         <w:t>УТРЕНЯ</w:t>
@@ -34237,6 +34249,7 @@
           <w:b/>
           <w:i/>
           <w:color w:val="FF0000"/>
+          <w:sz w:val="24"/>
         </w:rPr>
         <w:t>Утренні молитви</w:t>
       </w:r>
@@ -39073,6 +39086,7 @@
           <w:b/>
           <w:i/>
           <w:color w:val="FF0000"/>
+          <w:sz w:val="24"/>
         </w:rPr>
         <w:t>Бог Господь...</w:t>
       </w:r>
@@ -39081,6 +39095,7 @@
           <w:rFonts w:ascii="Times New Roman" w:eastAsia="Times New Roman" w:hAnsi="Times New Roman" w:cs="Times New Roman"/>
           <w:i/>
           <w:color w:val="FF0000"/>
+          <w:sz w:val="24"/>
         </w:rPr>
         <w:t xml:space="preserve"> (Пс. 117), глас 4</w:t>
       </w:r>
@@ -39314,6 +39329,7 @@
           <w:b/>
           <w:i/>
           <w:color w:val="FF0000"/>
+          <w:sz w:val="24"/>
         </w:rPr>
         <w:t>Тропарі</w:t>
       </w:r>
@@ -39459,6 +39475,7 @@
           <w:b/>
           <w:i/>
           <w:color w:val="FF0000"/>
+          <w:sz w:val="24"/>
         </w:rPr>
         <w:lastRenderedPageBreak/>
         <w:t>Мала єктенія</w:t>
@@ -40775,6 +40792,7 @@
           <w:b/>
           <w:i/>
           <w:color w:val="FF0000"/>
+          <w:sz w:val="24"/>
         </w:rPr>
         <w:t>Перший сідальний</w:t>
       </w:r>
@@ -40907,6 +40925,7 @@
           <w:b/>
           <w:i/>
           <w:color w:val="FF0000"/>
+          <w:sz w:val="24"/>
         </w:rPr>
         <w:t>Мала єктенія</w:t>
       </w:r>
@@ -42207,6 +42226,7 @@
           <w:b/>
           <w:i/>
           <w:color w:val="FF0000"/>
+          <w:sz w:val="24"/>
         </w:rPr>
         <w:t>Другий сідальний</w:t>
       </w:r>
@@ -42317,6 +42337,7 @@
           <w:b/>
           <w:i/>
           <w:color w:val="FF0000"/>
+          <w:sz w:val="24"/>
         </w:rPr>
         <w:t>Псалом 50</w:t>
       </w:r>
@@ -43396,6 +43417,7 @@
           <w:b/>
           <w:i/>
           <w:color w:val="FF0000"/>
+          <w:sz w:val="24"/>
         </w:rPr>
         <w:t>Мала єктенія</w:t>
       </w:r>
@@ -45470,6 +45492,7 @@
           <w:b/>
           <w:i/>
           <w:color w:val="FF0000"/>
+          <w:sz w:val="24"/>
         </w:rPr>
         <w:t>Мала єктенія</w:t>
       </w:r>
@@ -47453,6 +47476,7 @@
           <w:b/>
           <w:i/>
           <w:color w:val="FF0000"/>
+          <w:sz w:val="24"/>
         </w:rPr>
         <w:t>Пісня Богородиці</w:t>
       </w:r>
@@ -47632,6 +47656,7 @@
           <w:b/>
           <w:i/>
           <w:color w:val="FF0000"/>
+          <w:sz w:val="24"/>
         </w:rPr>
         <w:t>Пісня 9</w:t>
       </w:r>
@@ -47882,6 +47907,7 @@
           <w:b/>
           <w:i/>
           <w:color w:val="FF0000"/>
+          <w:sz w:val="24"/>
         </w:rPr>
         <w:lastRenderedPageBreak/>
         <w:t>Мала єктенія</w:t>
@@ -48820,6 +48846,7 @@
           <w:b/>
           <w:i/>
           <w:color w:val="FF0000"/>
+          <w:sz w:val="24"/>
         </w:rPr>
         <w:t>Світильний</w:t>
       </w:r>
@@ -49504,6 +49531,7 @@
           <w:b/>
           <w:i/>
           <w:color w:val="FF0000"/>
+          <w:sz w:val="24"/>
         </w:rPr>
         <w:t>Стихири</w:t>
       </w:r>
@@ -49835,6 +49863,7 @@
           <w:b/>
           <w:i/>
           <w:color w:val="FF0000"/>
+          <w:sz w:val="24"/>
         </w:rPr>
         <w:t>Велике славослов'я</w:t>
       </w:r>
@@ -50774,6 +50803,7 @@
           <w:b/>
           <w:i/>
           <w:color w:val="FF0000"/>
+          <w:sz w:val="24"/>
         </w:rPr>
         <w:t>Тропарі</w:t>
       </w:r>
@@ -50850,6 +50880,7 @@
           <w:b/>
           <w:i/>
           <w:color w:val="FF0000"/>
+          <w:sz w:val="24"/>
         </w:rPr>
         <w:lastRenderedPageBreak/>
         <w:t>Єктенія усильного благання</w:t>
@@ -51618,6 +51649,7 @@
           <w:b/>
           <w:i/>
           <w:color w:val="FF0000"/>
+          <w:sz w:val="24"/>
         </w:rPr>
         <w:t>Прохальна єктенія</w:t>
       </w:r>
